--- a/benchmark/docs/bench-03.docx
+++ b/benchmark/docs/bench-03.docx
@@ -106,7 +106,7 @@
     </w:p>
     <w:p>
       <w:r>
-        <w:t xml:space="preserve">몸만이 아니다. 돌봄노동자의 절반 가까이가 이용자나 보호자에게 폭언을 겪었으므로 감정노동 보호 장치를 서둘러 마련해야 한다.</w:t>
+        <w:t xml:space="preserve">몸만이 아니다. 수도권 돌봄노동자의 절반 가까이가 이용자나 보호자에게 폭언을 겪었으므로 감정노동 보호 장치를 서둘러 마련해야 한다.</w:t>
       </w:r>
       <w:r>
         <w:t xml:space="preserve">(한도윤, 표은재, 2025)</w:t>
